--- a/resumes/teacher-resume.docx
+++ b/resumes/teacher-resume.docx
@@ -2,51 +2,109 @@
 <file path=word/document.xml><?xml version="1.0" encoding="utf-8"?>
 <w:document xmlns:w="http://schemas.openxmlformats.org/wordprocessingml/2006/main" xmlns:m="http://schemas.openxmlformats.org/officeDocument/2006/math" xmlns:r="http://schemas.openxmlformats.org/officeDocument/2006/relationships" xmlns:o="urn:schemas-microsoft-com:office:office" xmlns:v="urn:schemas-microsoft-com:vml" xmlns:w10="urn:schemas-microsoft-com:office:word" xmlns:a="http://schemas.openxmlformats.org/drawingml/2006/main" xmlns:pic="http://schemas.openxmlformats.org/drawingml/2006/picture" xmlns:wp="http://schemas.openxmlformats.org/drawingml/2006/wordprocessingDrawing">
   <w:body>
+    <w:tbl>
+      <w:tblPr>
+        <w:tblStyle w:val="Table"/>
+        <w:tblW w:type="pct" w:w="5000"/>
+        <w:tblLook w:firstRow="0" w:lastRow="0" w:firstColumn="0" w:lastColumn="0" w:noHBand="0" w:noVBand="0" w:val="0000"/>
+        <w:jc w:val="start"/>
+      </w:tblPr>
+      <w:tblGrid>
+        <w:gridCol w:w="7920"/>
+      </w:tblGrid>
+      <w:tr>
+        <w:tc>
+          <w:tcPr/>
+          <w:p>
+            <w:pPr>
+              <w:pStyle w:val="Compact"/>
+              <w:jc w:val="left"/>
+            </w:pPr>
+            <w:r>
+              <w:rPr>
+                <w:bCs/>
+                <w:b/>
+              </w:rPr>
+              <w:t xml:space="preserve">Alexander Ferrari Miller</w:t>
+            </w:r>
+            <w:r>
+              <w:br/>
+            </w:r>
+            <w:r>
+              <w:t xml:space="preserve">3549 North D Street</w:t>
+            </w:r>
+            <w:r>
+              <w:br/>
+            </w:r>
+            <w:r>
+              <w:t xml:space="preserve">San Bernardino, CA 92405-2103</w:t>
+            </w:r>
+            <w:r>
+              <w:br/>
+            </w:r>
+            <w:r>
+              <w:t xml:space="preserve">+1 (323) 681-7588</w:t>
+            </w:r>
+            <w:r>
+              <w:br/>
+            </w:r>
+            <w:r>
+              <w:t xml:space="preserve">Alexander.Ferrari.Miller@gmail.com</w:t>
+            </w:r>
+            <w:r>
+              <w:br/>
+            </w:r>
+            <w:r>
+              <w:t xml:space="preserve">https://AlexanderFerrariMiller.com</w:t>
+            </w:r>
+          </w:p>
+        </w:tc>
+      </w:tr>
+    </w:tbl>
+    <w:bookmarkStart w:id="21" w:name="education-teaching"/>
+    <w:p>
+      <w:pPr>
+        <w:pStyle w:val="Heading2"/>
+      </w:pPr>
+      <w:r>
+        <w:t xml:space="preserve">EDUCATION / TEACHING</w:t>
+      </w:r>
+    </w:p>
+    <w:bookmarkStart w:id="20" w:name="teaching-profile"/>
+    <w:p>
+      <w:pPr>
+        <w:pStyle w:val="Heading3"/>
+      </w:pPr>
+      <w:r>
+        <w:t xml:space="preserve">Teaching Profile</w:t>
+      </w:r>
+    </w:p>
     <w:p>
       <w:pPr>
         <w:pStyle w:val="FirstParagraph"/>
       </w:pPr>
       <w:r>
-        <w:t xml:space="preserve">Alexander Ferrari Miller</w:t>
-      </w:r>
-      <w:r>
-        <w:br/>
-      </w:r>
-      <w:r>
-        <w:t xml:space="preserve">3549 North D Street</w:t>
-      </w:r>
-      <w:r>
-        <w:br/>
-      </w:r>
-      <w:r>
-        <w:t xml:space="preserve">San Bernardino, CA 92405-2103</w:t>
-      </w:r>
-      <w:r>
-        <w:br/>
-      </w:r>
-      <w:r>
-        <w:t xml:space="preserve">+1 (323) 681-7588</w:t>
-      </w:r>
-      <w:r>
-        <w:br/>
-      </w:r>
-      <w:r>
-        <w:t xml:space="preserve">Alexander.Ferrari.Miller@gmail.com</w:t>
-      </w:r>
-      <w:r>
-        <w:br/>
-      </w:r>
-      <w:r>
-        <w:t xml:space="preserve">https://AlexanderFerrariMiller.com</w:t>
-      </w:r>
-    </w:p>
-    <w:bookmarkStart w:id="20" w:name="teaching-profile"/>
+        <w:t xml:space="preserve">Biology-certified educator with classroom experience in California and Massachusetts, including long-term substitute teaching and a semester as a full-time 5th-grade teacher. Experienced in classroom management, following and adapting lesson plans, maintaining continuity of instruction, and working effectively with students across grade levels and subjects. Brings additional strengths in science, technology, software, public speaking, and independent research.</w:t>
+      </w:r>
+    </w:p>
+    <w:bookmarkEnd w:id="20"/>
+    <w:bookmarkEnd w:id="21"/>
+    <w:bookmarkStart w:id="25" w:name="teaching-experience"/>
+    <w:p>
+      <w:pPr>
+        <w:pStyle w:val="Heading2"/>
+      </w:pPr>
+      <w:r>
+        <w:t xml:space="preserve">Teaching Experience</w:t>
+      </w:r>
+    </w:p>
+    <w:bookmarkStart w:id="22" w:name="X2a8bc8f175a04af3d9a07b1b547216585ceee3f"/>
     <w:p>
       <w:pPr>
         <w:pStyle w:val="Heading3"/>
       </w:pPr>
       <w:r>
-        <w:t xml:space="preserve">Teaching Profile</w:t>
+        <w:t xml:space="preserve">Substitute School Teacher — Teachers On Reserve</w:t>
       </w:r>
     </w:p>
     <w:p>
@@ -54,36 +112,9 @@
         <w:pStyle w:val="FirstParagraph"/>
       </w:pPr>
       <w:r>
-        <w:t xml:space="preserve">Biology-certified educator with classroom experience in California and Massachusetts, including long-term substitute teaching and a semester as a full-time 5th-grade teacher. Experienced in classroom management, following and adapting lesson plans, maintaining continuity of instruction, and working effectively with students across grade levels and subjects. Brings additional strengths in science, technology, software, public speaking, and independent research.</w:t>
-      </w:r>
-    </w:p>
-    <w:bookmarkEnd w:id="20"/>
-    <w:bookmarkStart w:id="24" w:name="teaching-experience"/>
-    <w:p>
-      <w:pPr>
-        <w:pStyle w:val="Heading2"/>
-      </w:pPr>
-      <w:r>
-        <w:t xml:space="preserve">Teaching Experience</w:t>
-      </w:r>
-    </w:p>
-    <w:bookmarkStart w:id="21" w:name="X2a8bc8f175a04af3d9a07b1b547216585ceee3f"/>
-    <w:p>
-      <w:pPr>
-        <w:pStyle w:val="Heading3"/>
-      </w:pPr>
-      <w:r>
-        <w:t xml:space="preserve">Substitute School Teacher — Teachers On Reserve</w:t>
-      </w:r>
-    </w:p>
-    <w:p>
-      <w:pPr>
-        <w:pStyle w:val="FirstParagraph"/>
-      </w:pPr>
-      <w:r>
         <w:rPr>
+          <w:bCs/>
           <w:b/>
-          <w:bCs/>
         </w:rPr>
         <w:t xml:space="preserve">Los Angeles, CA</w:t>
       </w:r>
@@ -92,19 +123,19 @@
       </w:r>
       <w:r>
         <w:rPr>
+          <w:bCs/>
           <w:b/>
-          <w:bCs/>
         </w:rPr>
         <w:t xml:space="preserve">2007 – 2014</w:t>
       </w:r>
     </w:p>
     <w:p>
       <w:pPr>
-        <w:pStyle w:val="Compact"/>
         <w:numPr>
           <w:ilvl w:val="0"/>
           <w:numId w:val="1001"/>
         </w:numPr>
+        <w:pStyle w:val="Compact"/>
       </w:pPr>
       <w:r>
         <w:t xml:space="preserve">Managed classrooms and maintained an effective learning environment.</w:t>
@@ -112,11 +143,11 @@
     </w:p>
     <w:p>
       <w:pPr>
-        <w:pStyle w:val="Compact"/>
         <w:numPr>
           <w:ilvl w:val="0"/>
           <w:numId w:val="1001"/>
         </w:numPr>
+        <w:pStyle w:val="Compact"/>
       </w:pPr>
       <w:r>
         <w:t xml:space="preserve">Followed lesson plans and instructional requirements for absent teachers.</w:t>
@@ -124,11 +155,11 @@
     </w:p>
     <w:p>
       <w:pPr>
-        <w:pStyle w:val="Compact"/>
         <w:numPr>
           <w:ilvl w:val="0"/>
           <w:numId w:val="1001"/>
         </w:numPr>
+        <w:pStyle w:val="Compact"/>
       </w:pPr>
       <w:r>
         <w:t xml:space="preserve">Worked with students at different grade levels and in different subjects.</w:t>
@@ -136,11 +167,11 @@
     </w:p>
     <w:p>
       <w:pPr>
-        <w:pStyle w:val="Compact"/>
         <w:numPr>
           <w:ilvl w:val="0"/>
           <w:numId w:val="1001"/>
         </w:numPr>
+        <w:pStyle w:val="Compact"/>
       </w:pPr>
       <w:r>
         <w:t xml:space="preserve">Adapted rapidly to unfamiliar classrooms, school procedures, and student populations.</w:t>
@@ -148,18 +179,18 @@
     </w:p>
     <w:p>
       <w:pPr>
-        <w:pStyle w:val="Compact"/>
         <w:numPr>
           <w:ilvl w:val="0"/>
           <w:numId w:val="1001"/>
         </w:numPr>
+        <w:pStyle w:val="Compact"/>
       </w:pPr>
       <w:r>
         <w:t xml:space="preserve">Maintained classroom order while supporting student learning.</w:t>
       </w:r>
     </w:p>
-    <w:bookmarkEnd w:id="21"/>
-    <w:bookmarkStart w:id="22" w:name="X88f594711cda0952e402cbe045caf7f2cad2da2"/>
+    <w:bookmarkEnd w:id="22"/>
+    <w:bookmarkStart w:id="23" w:name="X88f594711cda0952e402cbe045caf7f2cad2da2"/>
     <w:p>
       <w:pPr>
         <w:pStyle w:val="Heading3"/>
@@ -174,8 +205,8 @@
       </w:pPr>
       <w:r>
         <w:rPr>
+          <w:bCs/>
           <w:b/>
-          <w:bCs/>
         </w:rPr>
         <w:t xml:space="preserve">Marblehead, MA</w:t>
       </w:r>
@@ -184,19 +215,19 @@
       </w:r>
       <w:r>
         <w:rPr>
+          <w:bCs/>
           <w:b/>
-          <w:bCs/>
         </w:rPr>
         <w:t xml:space="preserve">One semester — dates to be recovered</w:t>
       </w:r>
     </w:p>
     <w:p>
       <w:pPr>
-        <w:pStyle w:val="Compact"/>
         <w:numPr>
           <w:ilvl w:val="0"/>
           <w:numId w:val="1002"/>
         </w:numPr>
+        <w:pStyle w:val="Compact"/>
       </w:pPr>
       <w:r>
         <w:t xml:space="preserve">Served as the full-time classroom teacher for a 5th-grade class.</w:t>
@@ -204,11 +235,11 @@
     </w:p>
     <w:p>
       <w:pPr>
-        <w:pStyle w:val="Compact"/>
         <w:numPr>
           <w:ilvl w:val="0"/>
           <w:numId w:val="1002"/>
         </w:numPr>
+        <w:pStyle w:val="Compact"/>
       </w:pPr>
       <w:r>
         <w:t xml:space="preserve">Planned and delivered instruction across the regular elementary curriculum.</w:t>
@@ -216,11 +247,11 @@
     </w:p>
     <w:p>
       <w:pPr>
-        <w:pStyle w:val="Compact"/>
         <w:numPr>
           <w:ilvl w:val="0"/>
           <w:numId w:val="1002"/>
         </w:numPr>
+        <w:pStyle w:val="Compact"/>
       </w:pPr>
       <w:r>
         <w:t xml:space="preserve">Managed classroom activities and student behavior.</w:t>
@@ -228,18 +259,18 @@
     </w:p>
     <w:p>
       <w:pPr>
-        <w:pStyle w:val="Compact"/>
         <w:numPr>
           <w:ilvl w:val="0"/>
           <w:numId w:val="1002"/>
         </w:numPr>
+        <w:pStyle w:val="Compact"/>
       </w:pPr>
       <w:r>
         <w:t xml:space="preserve">Evaluated student work and supported academic progress.</w:t>
       </w:r>
     </w:p>
-    <w:bookmarkEnd w:id="22"/>
-    <w:bookmarkStart w:id="23" w:name="substitute-school-teacher-boston-area"/>
+    <w:bookmarkEnd w:id="23"/>
+    <w:bookmarkStart w:id="24" w:name="substitute-school-teacher-boston-area"/>
     <w:p>
       <w:pPr>
         <w:pStyle w:val="Heading3"/>
@@ -254,8 +285,8 @@
       </w:pPr>
       <w:r>
         <w:rPr>
+          <w:bCs/>
           <w:b/>
-          <w:bCs/>
         </w:rPr>
         <w:t xml:space="preserve">Greater Boston, MA</w:t>
       </w:r>
@@ -264,19 +295,19 @@
       </w:r>
       <w:r>
         <w:rPr>
+          <w:bCs/>
           <w:b/>
-          <w:bCs/>
         </w:rPr>
         <w:t xml:space="preserve">Dates to be recovered</w:t>
       </w:r>
     </w:p>
     <w:p>
       <w:pPr>
-        <w:pStyle w:val="Compact"/>
         <w:numPr>
           <w:ilvl w:val="0"/>
           <w:numId w:val="1003"/>
         </w:numPr>
+        <w:pStyle w:val="Compact"/>
       </w:pPr>
       <w:r>
         <w:t xml:space="preserve">Served in a variety of substitute-teaching assignments in Boston-area schools.</w:t>
@@ -284,11 +315,11 @@
     </w:p>
     <w:p>
       <w:pPr>
-        <w:pStyle w:val="Compact"/>
         <w:numPr>
           <w:ilvl w:val="0"/>
           <w:numId w:val="1003"/>
         </w:numPr>
+        <w:pStyle w:val="Compact"/>
       </w:pPr>
       <w:r>
         <w:t xml:space="preserve">Adapted to different classrooms, grade levels, school procedures, and student populations.</w:t>
@@ -296,11 +327,11 @@
     </w:p>
     <w:p>
       <w:pPr>
-        <w:pStyle w:val="Compact"/>
         <w:numPr>
           <w:ilvl w:val="0"/>
           <w:numId w:val="1003"/>
         </w:numPr>
+        <w:pStyle w:val="Compact"/>
       </w:pPr>
       <w:r>
         <w:t xml:space="preserve">Followed classroom lesson plans and maintained continuity of instruction.</w:t>
@@ -308,19 +339,19 @@
     </w:p>
     <w:p>
       <w:pPr>
-        <w:pStyle w:val="Compact"/>
         <w:numPr>
           <w:ilvl w:val="0"/>
           <w:numId w:val="1003"/>
         </w:numPr>
+        <w:pStyle w:val="Compact"/>
       </w:pPr>
       <w:r>
         <w:t xml:space="preserve">Managed classrooms and supported student learning.</w:t>
       </w:r>
     </w:p>
-    <w:bookmarkEnd w:id="23"/>
     <w:bookmarkEnd w:id="24"/>
-    <w:bookmarkStart w:id="27" w:name="Xf942e82175c101e1f50534a07931475edc64ce7"/>
+    <w:bookmarkEnd w:id="25"/>
+    <w:bookmarkStart w:id="28" w:name="Xf942e82175c101e1f50534a07931475edc64ce7"/>
     <w:p>
       <w:pPr>
         <w:pStyle w:val="Heading2"/>
@@ -329,7 +360,7 @@
         <w:t xml:space="preserve">Science, Technical, and Communication Background</w:t>
       </w:r>
     </w:p>
-    <w:bookmarkStart w:id="25" w:name="X19f453a111bde393a2f977d4c6245ca8693b691"/>
+    <w:bookmarkStart w:id="26" w:name="X19f453a111bde393a2f977d4c6245ca8693b691"/>
     <w:p>
       <w:pPr>
         <w:pStyle w:val="Heading3"/>
@@ -342,8 +373,8 @@
       </w:r>
       <w:r>
         <w:rPr>
+          <w:iCs/>
           <w:i/>
-          <w:iCs/>
         </w:rPr>
         <w:t xml:space="preserve">The Star Almanack: A Field Guide to the Night Sky</w:t>
       </w:r>
@@ -354,19 +385,19 @@
       </w:pPr>
       <w:r>
         <w:rPr>
+          <w:bCs/>
           <w:b/>
-          <w:bCs/>
         </w:rPr>
         <w:t xml:space="preserve">January 2007 – Present</w:t>
       </w:r>
     </w:p>
     <w:p>
       <w:pPr>
-        <w:pStyle w:val="Compact"/>
         <w:numPr>
           <w:ilvl w:val="0"/>
           <w:numId w:val="1004"/>
         </w:numPr>
+        <w:pStyle w:val="Compact"/>
       </w:pPr>
       <w:r>
         <w:t xml:space="preserve">Conducting independent astronomical research and technical writing.</w:t>
@@ -374,11 +405,11 @@
     </w:p>
     <w:p>
       <w:pPr>
-        <w:pStyle w:val="Compact"/>
         <w:numPr>
           <w:ilvl w:val="0"/>
           <w:numId w:val="1004"/>
         </w:numPr>
+        <w:pStyle w:val="Compact"/>
       </w:pPr>
       <w:r>
         <w:t xml:space="preserve">Organizing scientific and astronomical information for publication.</w:t>
@@ -386,11 +417,11 @@
     </w:p>
     <w:p>
       <w:pPr>
-        <w:pStyle w:val="Compact"/>
         <w:numPr>
           <w:ilvl w:val="0"/>
           <w:numId w:val="1004"/>
         </w:numPr>
+        <w:pStyle w:val="Compact"/>
       </w:pPr>
       <w:r>
         <w:t xml:space="preserve">Developing mathematical and spreadsheet-based methods for astronomical calculation.</w:t>
@@ -398,18 +429,18 @@
     </w:p>
     <w:p>
       <w:pPr>
-        <w:pStyle w:val="Compact"/>
         <w:numPr>
           <w:ilvl w:val="0"/>
           <w:numId w:val="1004"/>
         </w:numPr>
+        <w:pStyle w:val="Compact"/>
       </w:pPr>
       <w:r>
         <w:t xml:space="preserve">Explaining technical concepts and conventions for a general audience.</w:t>
       </w:r>
     </w:p>
-    <w:bookmarkEnd w:id="25"/>
-    <w:bookmarkStart w:id="26" w:name="Xba769296061951e5755db58c4f5761e22fe83cd"/>
+    <w:bookmarkEnd w:id="26"/>
+    <w:bookmarkStart w:id="27" w:name="Xba769296061951e5755db58c4f5761e22fe83cd"/>
     <w:p>
       <w:pPr>
         <w:pStyle w:val="Heading3"/>
@@ -420,11 +451,11 @@
     </w:p>
     <w:p>
       <w:pPr>
-        <w:pStyle w:val="Compact"/>
         <w:numPr>
           <w:ilvl w:val="0"/>
           <w:numId w:val="1005"/>
         </w:numPr>
+        <w:pStyle w:val="Compact"/>
       </w:pPr>
       <w:r>
         <w:t xml:space="preserve">Professional background in software testing, troubleshooting, quality assurance, and technical analysis.</w:t>
@@ -432,11 +463,11 @@
     </w:p>
     <w:p>
       <w:pPr>
-        <w:pStyle w:val="Compact"/>
         <w:numPr>
           <w:ilvl w:val="0"/>
           <w:numId w:val="1005"/>
         </w:numPr>
+        <w:pStyle w:val="Compact"/>
       </w:pPr>
       <w:r>
         <w:t xml:space="preserve">Experience with algorithm design, databases, web technology, and technical documentation.</w:t>
@@ -444,19 +475,19 @@
     </w:p>
     <w:p>
       <w:pPr>
-        <w:pStyle w:val="Compact"/>
         <w:numPr>
           <w:ilvl w:val="0"/>
           <w:numId w:val="1005"/>
         </w:numPr>
+        <w:pStyle w:val="Compact"/>
       </w:pPr>
       <w:r>
         <w:t xml:space="preserve">Comfortable translating complex technical material into clear, structured explanations.</w:t>
       </w:r>
     </w:p>
-    <w:bookmarkEnd w:id="26"/>
     <w:bookmarkEnd w:id="27"/>
-    <w:bookmarkStart w:id="28" w:name="education-and-credentials"/>
+    <w:bookmarkEnd w:id="28"/>
+    <w:bookmarkStart w:id="29" w:name="education-and-credentials"/>
     <w:p>
       <w:pPr>
         <w:pStyle w:val="Heading2"/>
@@ -467,16 +498,16 @@
     </w:p>
     <w:p>
       <w:pPr>
-        <w:pStyle w:val="Compact"/>
         <w:numPr>
           <w:ilvl w:val="0"/>
           <w:numId w:val="1006"/>
         </w:numPr>
+        <w:pStyle w:val="Compact"/>
       </w:pPr>
       <w:r>
         <w:rPr>
+          <w:bCs/>
           <w:b/>
-          <w:bCs/>
         </w:rPr>
         <w:t xml:space="preserve">Oberlin College</w:t>
       </w:r>
@@ -489,38 +520,38 @@
     </w:p>
     <w:p>
       <w:pPr>
-        <w:pStyle w:val="Compact"/>
         <w:numPr>
           <w:ilvl w:val="0"/>
           <w:numId w:val="1006"/>
         </w:numPr>
+        <w:pStyle w:val="Compact"/>
       </w:pPr>
       <w:r>
         <w:rPr>
+          <w:bCs/>
           <w:b/>
-          <w:bCs/>
         </w:rPr>
         <w:t xml:space="preserve">California 30-Day Substitute Teaching Permit</w:t>
       </w:r>
     </w:p>
     <w:p>
       <w:pPr>
-        <w:pStyle w:val="Compact"/>
         <w:numPr>
           <w:ilvl w:val="0"/>
           <w:numId w:val="1006"/>
         </w:numPr>
+        <w:pStyle w:val="Compact"/>
       </w:pPr>
       <w:r>
         <w:rPr>
+          <w:bCs/>
           <w:b/>
-          <w:bCs/>
         </w:rPr>
         <w:t xml:space="preserve">Massachusetts Institute for New Teachers science credential — exact formal title and dates to be recovered</w:t>
       </w:r>
     </w:p>
-    <w:bookmarkEnd w:id="28"/>
-    <w:bookmarkStart w:id="29" w:name="additional-strengths"/>
+    <w:bookmarkEnd w:id="29"/>
+    <w:bookmarkStart w:id="30" w:name="additional-strengths"/>
     <w:p>
       <w:pPr>
         <w:pStyle w:val="Heading2"/>
@@ -531,11 +562,11 @@
     </w:p>
     <w:p>
       <w:pPr>
-        <w:pStyle w:val="Compact"/>
         <w:numPr>
           <w:ilvl w:val="0"/>
           <w:numId w:val="1007"/>
         </w:numPr>
+        <w:pStyle w:val="Compact"/>
       </w:pPr>
       <w:r>
         <w:t xml:space="preserve">Classroom management and student supervision</w:t>
@@ -543,11 +574,11 @@
     </w:p>
     <w:p>
       <w:pPr>
-        <w:pStyle w:val="Compact"/>
         <w:numPr>
           <w:ilvl w:val="0"/>
           <w:numId w:val="1007"/>
         </w:numPr>
+        <w:pStyle w:val="Compact"/>
       </w:pPr>
       <w:r>
         <w:t xml:space="preserve">Biology and general science instruction</w:t>
@@ -555,11 +586,11 @@
     </w:p>
     <w:p>
       <w:pPr>
-        <w:pStyle w:val="Compact"/>
         <w:numPr>
           <w:ilvl w:val="0"/>
           <w:numId w:val="1007"/>
         </w:numPr>
+        <w:pStyle w:val="Compact"/>
       </w:pPr>
       <w:r>
         <w:t xml:space="preserve">Lesson-plan execution and instructional continuity</w:t>
@@ -567,11 +598,11 @@
     </w:p>
     <w:p>
       <w:pPr>
-        <w:pStyle w:val="Compact"/>
         <w:numPr>
           <w:ilvl w:val="0"/>
           <w:numId w:val="1007"/>
         </w:numPr>
+        <w:pStyle w:val="Compact"/>
       </w:pPr>
       <w:r>
         <w:t xml:space="preserve">Public speaking and presentation</w:t>
@@ -579,11 +610,11 @@
     </w:p>
     <w:p>
       <w:pPr>
-        <w:pStyle w:val="Compact"/>
         <w:numPr>
           <w:ilvl w:val="0"/>
           <w:numId w:val="1007"/>
         </w:numPr>
+        <w:pStyle w:val="Compact"/>
       </w:pPr>
       <w:r>
         <w:t xml:space="preserve">Technical writing and research</w:t>
@@ -591,11 +622,11 @@
     </w:p>
     <w:p>
       <w:pPr>
-        <w:pStyle w:val="Compact"/>
         <w:numPr>
           <w:ilvl w:val="0"/>
           <w:numId w:val="1007"/>
         </w:numPr>
+        <w:pStyle w:val="Compact"/>
       </w:pPr>
       <w:r>
         <w:t xml:space="preserve">Computer literacy and educational technology</w:t>
@@ -603,17 +634,17 @@
     </w:p>
     <w:p>
       <w:pPr>
-        <w:pStyle w:val="Compact"/>
         <w:numPr>
           <w:ilvl w:val="0"/>
           <w:numId w:val="1007"/>
         </w:numPr>
+        <w:pStyle w:val="Compact"/>
       </w:pPr>
       <w:r>
         <w:t xml:space="preserve">Adaptability across schools, grade levels, and subjects</w:t>
       </w:r>
     </w:p>
-    <w:bookmarkEnd w:id="29"/>
+    <w:bookmarkEnd w:id="30"/>
     <w:sectPr/>
   </w:body>
 </w:document>
@@ -645,7 +676,7 @@
 <file path=word/numbering.xml><?xml version="1.0" encoding="utf-8"?>
 <w:numbering xmlns:w="http://schemas.openxmlformats.org/wordprocessingml/2006/main">
   <w:abstractNum w:abstractNumId="990">
-    <w:nsid w:val="0000A990"/>
+    <w:nsid w:val="A990"/>
     <w:multiLevelType w:val="multilevel"/>
     <w:lvl w:ilvl="0">
       <w:numFmt w:val="bullet"/>
@@ -721,7 +752,7 @@
     </w:lvl>
   </w:abstractNum>
   <w:abstractNum w:abstractNumId="991">
-    <w:nsid w:val="0000A991"/>
+    <w:nsid w:val="A991"/>
     <w:multiLevelType w:val="multilevel"/>
     <w:lvl w:ilvl="0">
       <w:numFmt w:val="bullet"/>
@@ -849,10 +880,10 @@
     <w:name w:val="Body Text"/>
     <w:basedOn w:val="Normal"/>
     <w:link w:val="BodyTextChar"/>
-    <w:qFormat/>
     <w:pPr>
       <w:spacing w:after="180" w:before="180"/>
     </w:pPr>
+    <w:qFormat/>
   </w:style>
   <w:style w:customStyle="1" w:styleId="FirstParagraph" w:type="paragraph">
     <w:name w:val="First Paragraph"/>
@@ -932,14 +963,15 @@
     <w:pPr>
       <w:keepNext/>
       <w:keepLines/>
+      <w:jc w:val="center"/>
       <w:spacing w:after="0" w:before="300"/>
-      <w:jc w:val="center"/>
-    </w:pPr>
-    <w:rPr>
+    </w:pPr>
+    <w:rPr>
+      <w:sz w:val="20"/>
+      <w:szCs w:val="20"/>
       <w:b/>
       <w:color w:val="345A8A"/>
-      <w:sz w:val="20"/>
-      <w:szCs w:val="20"/>
+      &gt;
     </w:rPr>
   </w:style>
   <w:style w:customStyle="1" w:styleId="Abstract" w:type="paragraph">
@@ -1045,8 +1077,8 @@
     </w:pPr>
     <w:rPr>
       <w:rFonts w:asciiTheme="majorHAnsi" w:cstheme="majorBidi" w:eastAsiaTheme="majorEastAsia" w:hAnsiTheme="majorHAnsi"/>
+      <w:i/>
       <w:bCs/>
-      <w:i/>
       <w:color w:themeColor="accent1" w:val="4F81BD"/>
       <w:sz w:val="24"/>
       <w:szCs w:val="24"/>
@@ -1172,18 +1204,6 @@
     <w:uiPriority w:val="9"/>
     <w:unhideWhenUsed/>
     <w:qFormat/>
-  </w:style>
-  <w:style w:styleId="FootnoteBlockText" w:type="paragraph">
-    <w:name w:val="Footnote Block Text"/>
-    <w:basedOn w:val="Footnote Text"/>
-    <w:next w:val="Footnote Text"/>
-    <w:uiPriority w:val="9"/>
-    <w:unhideWhenUsed/>
-    <w:qFormat/>
-    <w:pPr>
-      <w:spacing w:after="100" w:before="100"/>
-      <w:ind w:firstLine="0" w:left="480" w:right="480"/>
-    </w:pPr>
   </w:style>
   <w:style w:default="1" w:styleId="DefaultParagraphFont" w:type="character">
     <w:name w:val="Default Paragraph Font"/>
@@ -1214,10 +1234,10 @@
         <w:jc w:val="left"/>
       </w:trPr>
       <w:tcPr>
+        <w:vAlign w:val="bottom"/>
         <w:tcBorders>
           <w:bottom w:val="single"/>
         </w:tcBorders>
-        <w:vAlign w:val="bottom"/>
       </w:tcPr>
     </w:tblStylePr>
   </w:style>
@@ -1332,8 +1352,8 @@
     <w:name w:val="KeywordTok"/>
     <w:basedOn w:val="VerbatimChar"/>
     <w:rPr>
+      <w:color w:val="007020"/>
       <w:b/>
-      <w:color w:val="007020"/>
     </w:rPr>
   </w:style>
   <w:style w:type="character" w:customStyle="1" w:styleId="DataTypeTok">
@@ -1410,42 +1430,42 @@
     <w:name w:val="ImportTok"/>
     <w:basedOn w:val="VerbatimChar"/>
     <w:rPr>
+      <w:color w:val="008000"/>
       <w:b/>
-      <w:color w:val="008000"/>
     </w:rPr>
   </w:style>
   <w:style w:type="character" w:customStyle="1" w:styleId="CommentTok">
     <w:name w:val="CommentTok"/>
     <w:basedOn w:val="VerbatimChar"/>
     <w:rPr>
+      <w:color w:val="60a0b0"/>
       <w:i/>
-      <w:color w:val="60a0b0"/>
     </w:rPr>
   </w:style>
   <w:style w:type="character" w:customStyle="1" w:styleId="DocumentationTok">
     <w:name w:val="DocumentationTok"/>
     <w:basedOn w:val="VerbatimChar"/>
     <w:rPr>
+      <w:color w:val="ba2121"/>
       <w:i/>
-      <w:color w:val="ba2121"/>
     </w:rPr>
   </w:style>
   <w:style w:type="character" w:customStyle="1" w:styleId="AnnotationTok">
     <w:name w:val="AnnotationTok"/>
     <w:basedOn w:val="VerbatimChar"/>
     <w:rPr>
+      <w:color w:val="60a0b0"/>
       <w:b/>
       <w:i/>
-      <w:color w:val="60a0b0"/>
     </w:rPr>
   </w:style>
   <w:style w:type="character" w:customStyle="1" w:styleId="CommentVarTok">
     <w:name w:val="CommentVarTok"/>
     <w:basedOn w:val="VerbatimChar"/>
     <w:rPr>
+      <w:color w:val="60a0b0"/>
       <w:b/>
       <w:i/>
-      <w:color w:val="60a0b0"/>
     </w:rPr>
   </w:style>
   <w:style w:type="character" w:customStyle="1" w:styleId="OtherTok">
@@ -1473,8 +1493,8 @@
     <w:name w:val="ControlFlowTok"/>
     <w:basedOn w:val="VerbatimChar"/>
     <w:rPr>
+      <w:color w:val="007020"/>
       <w:b/>
-      <w:color w:val="007020"/>
     </w:rPr>
   </w:style>
   <w:style w:type="character" w:customStyle="1" w:styleId="OperatorTok">
@@ -1519,34 +1539,34 @@
     <w:name w:val="InformationTok"/>
     <w:basedOn w:val="VerbatimChar"/>
     <w:rPr>
+      <w:color w:val="60a0b0"/>
       <w:b/>
       <w:i/>
-      <w:color w:val="60a0b0"/>
     </w:rPr>
   </w:style>
   <w:style w:type="character" w:customStyle="1" w:styleId="WarningTok">
     <w:name w:val="WarningTok"/>
     <w:basedOn w:val="VerbatimChar"/>
     <w:rPr>
+      <w:color w:val="60a0b0"/>
       <w:b/>
       <w:i/>
-      <w:color w:val="60a0b0"/>
     </w:rPr>
   </w:style>
   <w:style w:type="character" w:customStyle="1" w:styleId="AlertTok">
     <w:name w:val="AlertTok"/>
     <w:basedOn w:val="VerbatimChar"/>
     <w:rPr>
+      <w:color w:val="ff0000"/>
       <w:b/>
-      <w:color w:val="ff0000"/>
     </w:rPr>
   </w:style>
   <w:style w:type="character" w:customStyle="1" w:styleId="ErrorTok">
     <w:name w:val="ErrorTok"/>
     <w:basedOn w:val="VerbatimChar"/>
     <w:rPr>
+      <w:color w:val="ff0000"/>
       <w:b/>
-      <w:color w:val="ff0000"/>
     </w:rPr>
   </w:style>
   <w:style w:type="character" w:customStyle="1" w:styleId="NormalTok">

--- a/resumes/teacher-resume.docx
+++ b/resumes/teacher-resume.docx
@@ -547,7 +547,23 @@
           <w:bCs/>
           <w:b/>
         </w:rPr>
-        <w:t xml:space="preserve">Massachusetts Institute for New Teachers science credential — exact formal title and dates to be recovered</w:t>
+        <w:t xml:space="preserve">Massachusetts credential in Middle School Science — inactive</w:t>
+      </w:r>
+    </w:p>
+    <w:p>
+      <w:pPr>
+        <w:numPr>
+          <w:ilvl w:val="0"/>
+          <w:numId w:val="1006"/>
+        </w:numPr>
+        <w:pStyle w:val="Compact"/>
+      </w:pPr>
+      <w:r>
+        <w:rPr>
+          <w:bCs/>
+          <w:b/>
+        </w:rPr>
+        <w:t xml:space="preserve">California credential in Biology — inactive</w:t>
       </w:r>
     </w:p>
     <w:bookmarkEnd w:id="29"/>
